--- a/presentation/kickoff/team-contract-template.docx
+++ b/presentation/kickoff/team-contract-template.docx
@@ -593,7 +593,11 @@
       </w:tr>
     </w:tbl>
     <w:bookmarkEnd w:id="31"/>
-    <w:sectPr/>
+    <w:sectPr>
+      <w:footnotePr>
+        <w:numRestart w:val="eachSect"/>
+      </w:footnotePr>
+    </w:sectPr>
   </w:body>
 </w:document>
 </file>
@@ -1010,8 +1014,6 @@
     </w:pPr>
     <w:rPr>
       <w:rFonts w:asciiTheme="majorHAnsi" w:cstheme="majorBidi" w:eastAsiaTheme="majorEastAsia" w:hAnsiTheme="majorHAnsi"/>
-      <w:spacing w:val="-10"/>
-      <w:kern w:val="28"/>
       <w:sz w:val="56"/>
       <w:szCs w:val="56"/>
     </w:rPr>
@@ -1024,8 +1026,6 @@
     <w:rsid w:val="00A10FD9"/>
     <w:rPr>
       <w:rFonts w:asciiTheme="majorHAnsi" w:cstheme="majorBidi" w:eastAsiaTheme="majorEastAsia" w:hAnsiTheme="majorHAnsi"/>
-      <w:spacing w:val="-10"/>
-      <w:kern w:val="28"/>
       <w:sz w:val="56"/>
       <w:szCs w:val="56"/>
     </w:rPr>
@@ -1066,23 +1066,31 @@
   </w:style>
   <w:style w:customStyle="1" w:styleId="Author" w:type="paragraph">
     <w:name w:val="Author"/>
+    <w:basedOn w:val="Title"/>
     <w:next w:val="BodyText"/>
     <w:qFormat/>
     <w:pPr>
       <w:keepNext/>
       <w:keepLines/>
-      <w:jc w:val="center"/>
-    </w:pPr>
+    </w:pPr>
+    <w:rPr>
+      <w:sz w:val="24"/>
+      <w:szCs w:val="24"/>
+    </w:rPr>
   </w:style>
   <w:style w:styleId="Date" w:type="paragraph">
     <w:name w:val="Date"/>
+    <w:basedOn w:val="Title"/>
     <w:next w:val="BodyText"/>
     <w:qFormat/>
     <w:pPr>
       <w:keepNext/>
       <w:keepLines/>
-      <w:jc w:val="center"/>
-    </w:pPr>
+    </w:pPr>
+    <w:rPr>
+      <w:sz w:val="24"/>
+      <w:szCs w:val="24"/>
+    </w:rPr>
   </w:style>
   <w:style w:customStyle="1" w:styleId="AbstractTitle" w:type="paragraph">
     <w:name w:val="Abstract Title"/>

--- a/presentation/kickoff/team-contract-template.docx
+++ b/presentation/kickoff/team-contract-template.docx
@@ -194,17 +194,27 @@
       </w:r>
     </w:p>
     <w:bookmarkEnd w:id="21"/>
-    <w:bookmarkStart w:id="22" w:name="logistics-organization"/>
+    <w:bookmarkStart w:id="22" w:name="project-code-development-ai-policy"/>
     <w:p>
       <w:pPr>
         <w:pStyle w:val="Heading2"/>
       </w:pPr>
       <w:r>
+        <w:t xml:space="preserve">Project Code Development AI Policy</w:t>
+      </w:r>
+    </w:p>
+    <w:bookmarkEnd w:id="22"/>
+    <w:bookmarkStart w:id="23" w:name="logistics-organization"/>
+    <w:p>
+      <w:pPr>
+        <w:pStyle w:val="Heading2"/>
+      </w:pPr>
+      <w:r>
         <w:t xml:space="preserve">Logistics / Organization</w:t>
       </w:r>
     </w:p>
-    <w:bookmarkEnd w:id="22"/>
-    <w:bookmarkStart w:id="28" w:name="strengths-weaknesses"/>
+    <w:bookmarkEnd w:id="23"/>
+    <w:bookmarkStart w:id="29" w:name="strengths-weaknesses"/>
     <w:p>
       <w:pPr>
         <w:pStyle w:val="Heading2"/>
@@ -213,7 +223,7 @@
         <w:t xml:space="preserve">Strengths &amp; Weaknesses</w:t>
       </w:r>
     </w:p>
-    <w:bookmarkStart w:id="23" w:name="team-member-1"/>
+    <w:bookmarkStart w:id="24" w:name="team-member-1"/>
     <w:p>
       <w:pPr>
         <w:pStyle w:val="Heading3"/>
@@ -246,8 +256,8 @@
         <w:t xml:space="preserve">Weaknesses</w:t>
       </w:r>
     </w:p>
-    <w:bookmarkEnd w:id="23"/>
-    <w:bookmarkStart w:id="24" w:name="team-member-2"/>
+    <w:bookmarkEnd w:id="24"/>
+    <w:bookmarkStart w:id="25" w:name="team-member-2"/>
     <w:p>
       <w:pPr>
         <w:pStyle w:val="Heading3"/>
@@ -280,8 +290,8 @@
         <w:t xml:space="preserve">Weaknesses</w:t>
       </w:r>
     </w:p>
-    <w:bookmarkEnd w:id="24"/>
-    <w:bookmarkStart w:id="25" w:name="team-member-3"/>
+    <w:bookmarkEnd w:id="25"/>
+    <w:bookmarkStart w:id="26" w:name="team-member-3"/>
     <w:p>
       <w:pPr>
         <w:pStyle w:val="Heading3"/>
@@ -314,8 +324,8 @@
         <w:t xml:space="preserve">Weaknesses</w:t>
       </w:r>
     </w:p>
-    <w:bookmarkEnd w:id="25"/>
-    <w:bookmarkStart w:id="26" w:name="team-member-4"/>
+    <w:bookmarkEnd w:id="26"/>
+    <w:bookmarkStart w:id="27" w:name="team-member-4"/>
     <w:p>
       <w:pPr>
         <w:pStyle w:val="Heading3"/>
@@ -348,8 +358,8 @@
         <w:t xml:space="preserve">Weaknesses</w:t>
       </w:r>
     </w:p>
-    <w:bookmarkEnd w:id="26"/>
-    <w:bookmarkStart w:id="27" w:name="team-member-5"/>
+    <w:bookmarkEnd w:id="27"/>
+    <w:bookmarkStart w:id="28" w:name="team-member-5"/>
     <w:p>
       <w:pPr>
         <w:pStyle w:val="Heading3"/>
@@ -382,9 +392,9 @@
         <w:t xml:space="preserve">Weaknesses</w:t>
       </w:r>
     </w:p>
-    <w:bookmarkEnd w:id="27"/>
     <w:bookmarkEnd w:id="28"/>
-    <w:bookmarkStart w:id="29" w:name="objectives"/>
+    <w:bookmarkEnd w:id="29"/>
+    <w:bookmarkStart w:id="30" w:name="objectives"/>
     <w:p>
       <w:pPr>
         <w:pStyle w:val="Heading2"/>
@@ -393,8 +403,8 @@
         <w:t xml:space="preserve">Objectives</w:t>
       </w:r>
     </w:p>
-    <w:bookmarkEnd w:id="29"/>
-    <w:bookmarkStart w:id="30" w:name="team-norms"/>
+    <w:bookmarkEnd w:id="30"/>
+    <w:bookmarkStart w:id="31" w:name="team-norms"/>
     <w:p>
       <w:pPr>
         <w:pStyle w:val="Heading2"/>
@@ -403,8 +413,8 @@
         <w:t xml:space="preserve">Team Norms</w:t>
       </w:r>
     </w:p>
-    <w:bookmarkEnd w:id="30"/>
-    <w:bookmarkStart w:id="31" w:name="team-signatures"/>
+    <w:bookmarkEnd w:id="31"/>
+    <w:bookmarkStart w:id="32" w:name="team-signatures"/>
     <w:p>
       <w:pPr>
         <w:pStyle w:val="Heading2"/>
@@ -592,7 +602,7 @@
         </w:tc>
       </w:tr>
     </w:tbl>
-    <w:bookmarkEnd w:id="31"/>
+    <w:bookmarkEnd w:id="32"/>
     <w:sectPr>
       <w:footnotePr>
         <w:numRestart w:val="eachSect"/>

--- a/presentation/kickoff/team-contract-template.docx
+++ b/presentation/kickoff/team-contract-template.docx
@@ -18,7 +18,7 @@
         <w:t xml:space="preserve">E80, Section #: _______ Team # ______</w:t>
       </w:r>
     </w:p>
-    <w:bookmarkStart w:id="20" w:name="team-members"/>
+    <w:bookmarkStart w:id="9" w:name="team-members"/>
     <w:p>
       <w:pPr>
         <w:pStyle w:val="Heading2"/>
@@ -175,8 +175,8 @@
         <w:t xml:space="preserve">You can complete this contract only after having your consensus-building discussion!</w:t>
       </w:r>
     </w:p>
-    <w:bookmarkEnd w:id="20"/>
-    <w:bookmarkStart w:id="21" w:name="mission"/>
+    <w:bookmarkEnd w:id="9"/>
+    <w:bookmarkStart w:id="10" w:name="mission"/>
     <w:p>
       <w:pPr>
         <w:pStyle w:val="Heading2"/>
@@ -193,8 +193,8 @@
         <w:t xml:space="preserve">We agree that the purpose of our team is…</w:t>
       </w:r>
     </w:p>
-    <w:bookmarkEnd w:id="21"/>
-    <w:bookmarkStart w:id="22" w:name="project-code-development-ai-policy"/>
+    <w:bookmarkEnd w:id="10"/>
+    <w:bookmarkStart w:id="11" w:name="project-code-development-ai-policy"/>
     <w:p>
       <w:pPr>
         <w:pStyle w:val="Heading2"/>
@@ -203,8 +203,8 @@
         <w:t xml:space="preserve">Project Code Development AI Policy</w:t>
       </w:r>
     </w:p>
-    <w:bookmarkEnd w:id="22"/>
-    <w:bookmarkStart w:id="23" w:name="logistics-organization"/>
+    <w:bookmarkEnd w:id="11"/>
+    <w:bookmarkStart w:id="12" w:name="logistics-organization"/>
     <w:p>
       <w:pPr>
         <w:pStyle w:val="Heading2"/>
@@ -213,8 +213,8 @@
         <w:t xml:space="preserve">Logistics / Organization</w:t>
       </w:r>
     </w:p>
-    <w:bookmarkEnd w:id="23"/>
-    <w:bookmarkStart w:id="29" w:name="strengths-weaknesses"/>
+    <w:bookmarkEnd w:id="12"/>
+    <w:bookmarkStart w:id="18" w:name="strengths-weaknesses"/>
     <w:p>
       <w:pPr>
         <w:pStyle w:val="Heading2"/>
@@ -223,7 +223,7 @@
         <w:t xml:space="preserve">Strengths &amp; Weaknesses</w:t>
       </w:r>
     </w:p>
-    <w:bookmarkStart w:id="24" w:name="team-member-1"/>
+    <w:bookmarkStart w:id="13" w:name="team-member-1"/>
     <w:p>
       <w:pPr>
         <w:pStyle w:val="Heading3"/>
@@ -256,8 +256,8 @@
         <w:t xml:space="preserve">Weaknesses</w:t>
       </w:r>
     </w:p>
-    <w:bookmarkEnd w:id="24"/>
-    <w:bookmarkStart w:id="25" w:name="team-member-2"/>
+    <w:bookmarkEnd w:id="13"/>
+    <w:bookmarkStart w:id="14" w:name="team-member-2"/>
     <w:p>
       <w:pPr>
         <w:pStyle w:val="Heading3"/>
@@ -290,8 +290,8 @@
         <w:t xml:space="preserve">Weaknesses</w:t>
       </w:r>
     </w:p>
-    <w:bookmarkEnd w:id="25"/>
-    <w:bookmarkStart w:id="26" w:name="team-member-3"/>
+    <w:bookmarkEnd w:id="14"/>
+    <w:bookmarkStart w:id="15" w:name="team-member-3"/>
     <w:p>
       <w:pPr>
         <w:pStyle w:val="Heading3"/>
@@ -324,8 +324,8 @@
         <w:t xml:space="preserve">Weaknesses</w:t>
       </w:r>
     </w:p>
-    <w:bookmarkEnd w:id="26"/>
-    <w:bookmarkStart w:id="27" w:name="team-member-4"/>
+    <w:bookmarkEnd w:id="15"/>
+    <w:bookmarkStart w:id="16" w:name="team-member-4"/>
     <w:p>
       <w:pPr>
         <w:pStyle w:val="Heading3"/>
@@ -358,8 +358,8 @@
         <w:t xml:space="preserve">Weaknesses</w:t>
       </w:r>
     </w:p>
-    <w:bookmarkEnd w:id="27"/>
-    <w:bookmarkStart w:id="28" w:name="team-member-5"/>
+    <w:bookmarkEnd w:id="16"/>
+    <w:bookmarkStart w:id="17" w:name="team-member-5"/>
     <w:p>
       <w:pPr>
         <w:pStyle w:val="Heading3"/>
@@ -392,9 +392,9 @@
         <w:t xml:space="preserve">Weaknesses</w:t>
       </w:r>
     </w:p>
-    <w:bookmarkEnd w:id="28"/>
-    <w:bookmarkEnd w:id="29"/>
-    <w:bookmarkStart w:id="30" w:name="objectives"/>
+    <w:bookmarkEnd w:id="17"/>
+    <w:bookmarkEnd w:id="18"/>
+    <w:bookmarkStart w:id="19" w:name="objectives"/>
     <w:p>
       <w:pPr>
         <w:pStyle w:val="Heading2"/>
@@ -403,8 +403,8 @@
         <w:t xml:space="preserve">Objectives</w:t>
       </w:r>
     </w:p>
-    <w:bookmarkEnd w:id="30"/>
-    <w:bookmarkStart w:id="31" w:name="team-norms"/>
+    <w:bookmarkEnd w:id="19"/>
+    <w:bookmarkStart w:id="20" w:name="team-norms"/>
     <w:p>
       <w:pPr>
         <w:pStyle w:val="Heading2"/>
@@ -413,8 +413,8 @@
         <w:t xml:space="preserve">Team Norms</w:t>
       </w:r>
     </w:p>
-    <w:bookmarkEnd w:id="31"/>
-    <w:bookmarkStart w:id="32" w:name="team-signatures"/>
+    <w:bookmarkEnd w:id="20"/>
+    <w:bookmarkStart w:id="21" w:name="team-signatures"/>
     <w:p>
       <w:pPr>
         <w:pStyle w:val="Heading2"/>
@@ -602,7 +602,7 @@
         </w:tc>
       </w:tr>
     </w:tbl>
-    <w:bookmarkEnd w:id="32"/>
+    <w:bookmarkEnd w:id="21"/>
     <w:sectPr>
       <w:footnotePr>
         <w:numRestart w:val="eachSect"/>
@@ -969,10 +969,10 @@
   <w:docDefaults>
     <w:rPrDefault>
       <w:rPr>
-        <w:rFonts w:asciiTheme="minorHAnsi" w:cstheme="minorBidi" w:eastAsiaTheme="minorHAnsi" w:hAnsiTheme="minorHAnsi"/>
+        <w:rFonts w:asciiTheme="minorHAnsi" w:cstheme="minorBidi" w:eastAsiaTheme="minorEastAsia" w:hAnsiTheme="minorHAnsi"/>
         <w:sz w:val="24"/>
         <w:szCs w:val="24"/>
-        <w:lang w:bidi="ar-SA" w:eastAsia="en-US" w:val="en-US"/>
+        <w:lang w:bidi="ar-SA" w:eastAsia="zh-CN" w:val="en-US"/>
       </w:rPr>
     </w:rPrDefault>
     <w:pPrDefault>
@@ -1513,13 +1513,6 @@
       </w:tblCellMar>
     </w:tblPr>
     <w:tblStylePr w:type="firstRow">
-      <w:tblPr>
-        <w:jc w:val="left"/>
-        <w:tblInd w:type="dxa" w:w="0"/>
-      </w:tblPr>
-      <w:trPr>
-        <w:jc w:val="left"/>
-      </w:trPr>
       <w:tcPr>
         <w:tcBorders>
           <w:bottom w:val="single"/>
